--- a/descargas/eso/word/PRESENTE_eso_s2_miercoles-9-dic.docx
+++ b/descargas/eso/word/PRESENTE_eso_s2_miercoles-9-dic.docx
@@ -86,7 +86,7 @@
       </w:pPr>
       <w:r>
         <w:rPr/>
-        <w:t xml:space="preserve">«Seguro que alguno ha seguido un pedido estos días: Confirmado. En preparación. En reparto. Esta semana el Adviento está «en preparación»… pero quien tiene que prepararse eres tú». El grupo de esta semana forra la caja con la plantilla 2 y la cierra con su tapa.</w:t>
+        <w:t xml:space="preserve">«Seguro que alguno ha seguido un pedido estos días: Confirmado. En preparación. En reparto. Esta semana el Adviento está «en preparación»… pero quien tiene que prepararse eres tú». El grupo de esta semana cierra la caja: en el Modelo A la forra con la plantilla 2 y le pone la tapa; en el Modelo B levanta las paredes y encaja la tapa.</w:t>
       </w:r>
     </w:p>
     <w:p>
